--- a/docs/sdlc/40_test/WS2D-ST-001_システムテスト仕様兼結果報告書.docx
+++ b/docs/sdlc/40_test/WS2D-ST-001_システムテスト仕様兼結果報告書.docx
@@ -1115,6 +1115,18 @@
           <w:rFonts w:ascii="Yu Gothic" w:hAnsi="Yu Gothic" w:eastAsia="Yu Gothic"/>
           <w:sz w:val="20"/>
         </w:rPr>
+        <w:t>表 6-3　是正（2026-08-03）</w:t>
+      </w:r>
+    </w:p>
+    <w:p>
+      <w:pPr>
+        <w:ind w:left="240"/>
+      </w:pPr>
+      <w:r>
+        <w:rPr>
+          <w:rFonts w:ascii="Yu Gothic" w:hAnsi="Yu Gothic" w:eastAsia="Yu Gothic"/>
+          <w:sz w:val="20"/>
+        </w:rPr>
         <w:t>表 7-1　過去の実行結果（参考値）</w:t>
       </w:r>
     </w:p>
@@ -1282,20 +1294,63 @@
         <w:rPr>
           <w:rFonts w:ascii="Yu Gothic" w:hAnsi="Yu Gothic" w:eastAsia="Yu Gothic"/>
         </w:rPr>
-        <w:t>を正直に棚卸しすることを 主眼とする（§6）。E2E テストが「存在する」ことと、個別の機能契約が「L3 レベルで検証されている」ことは 別命題であり、本改訂ではこの区別を明確にする。結論を先に述べると、</w:t>
+        <w:t>を正直に棚卸しすることを 主眼とする（§6）。E2E テストが「存在する」ことと、個別の機能契約が「L3 レベルで検証されている」ことは 別命題であり、本改訂ではこの区別を明確にする。</w:t>
       </w:r>
+    </w:p>
+    <w:p>
       <w:r>
         <w:rPr>
           <w:rFonts w:ascii="Yu Gothic" w:hAnsi="Yu Gothic" w:eastAsia="Yu Gothic"/>
           <w:b/>
         </w:rPr>
-        <w:t>critical 機能 11 件のうち 9 件は L3 での検証が確認できなかった</w:t>
+        <w:t>2026-08-02 時点の棚卸しでは、critical 機能 11 件のうち 9 件が L3 で検証されていなかった</w:t>
       </w:r>
       <w:r>
         <w:rPr>
           <w:rFonts w:ascii="Yu Gothic" w:hAnsi="Yu Gothic" w:eastAsia="Yu Gothic"/>
         </w:rPr>
-        <w:t>（§6.2）。これは実装が欠陥であることを意味しない（L1/L2 で検証されている 可能性がある）が、「L3 という最終防衛線を通過していない」という事実は正確に報告されるべきである。</w:t>
+        <w:t>（§6.2）。 これは実装が欠陥であることを意味しない（L1/L2 では検証されている）が、「L3 という最終防衛線を 通過していない」という事実は正確に報告されるべきである。</w:t>
+      </w:r>
+    </w:p>
+    <w:p>
+      <w:r>
+        <w:rPr>
+          <w:rFonts w:ascii="Yu Gothic" w:hAnsi="Yu Gothic" w:eastAsia="Yu Gothic"/>
+          <w:b/>
+        </w:rPr>
+        <w:t>2026-08-03 に、この指摘に対する是正として E2E を追加した</w:t>
+      </w:r>
+      <w:r>
+        <w:rPr>
+          <w:rFonts w:ascii="Yu Gothic" w:hAnsi="Yu Gothic" w:eastAsia="Yu Gothic"/>
+        </w:rPr>
+        <w:t>（§3.1）。認証（</w:t>
+      </w:r>
+      <w:r>
+        <w:rPr>
+          <w:rFonts w:ascii="Consolas" w:hAnsi="Consolas" w:eastAsia="Consolas"/>
+          <w:sz w:val="18"/>
+        </w:rPr>
+        <w:t>account_auth</w:t>
+      </w:r>
+      <w:r>
+        <w:rPr>
+          <w:rFonts w:ascii="Yu Gothic" w:hAnsi="Yu Gothic" w:eastAsia="Yu Gothic"/>
+        </w:rPr>
+        <w:t xml:space="preserve">）・ テナントメンバーシップ・テナント分離・AutoRun 段階承認を実ブラウザで検証する 2 ファイルを新設し、 L3 未検証だった critical 機能のうち 4 件をカバーした。残る未カバー分と、意図的に skip した </w:t>
+      </w:r>
+      <w:r>
+        <w:rPr>
+          <w:rFonts w:ascii="Consolas" w:hAnsi="Consolas" w:eastAsia="Consolas"/>
+          <w:sz w:val="18"/>
+        </w:rPr>
+        <w:t>autorun_security_kernel</w:t>
+      </w:r>
+      <w:r>
+        <w:rPr>
+          <w:rFonts w:ascii="Yu Gothic" w:hAnsi="Yu Gothic" w:eastAsia="Yu Gothic"/>
+        </w:rPr>
+        <w:t xml:space="preserve"> の理由は §6 に記載する。</w:t>
       </w:r>
     </w:p>
     <w:p>
@@ -6406,96 +6461,60 @@
                 <w:rFonts w:ascii="Yu Gothic" w:hAnsi="Yu Gothic" w:eastAsia="Yu Gothic"/>
                 <w:sz w:val="18"/>
               </w:rPr>
-              <w:t>動的 PASS 件数（</w:t>
+              <w:t>動的 PASS 件数</w:t>
+            </w:r>
+          </w:p>
+        </w:tc>
+        <w:tc>
+          <w:tcPr>
+            <w:tcW w:type="dxa" w:w="3307"/>
+          </w:tcPr>
+          <w:p>
+            <w:r>
+              <w:rPr>
+                <w:sz w:val="18"/>
+              </w:rPr>
+            </w:r>
+            <w:r>
+              <w:rPr>
+                <w:rFonts w:ascii="Yu Gothic" w:hAnsi="Yu Gothic" w:eastAsia="Yu Gothic"/>
+                <w:b/>
+                <w:sz w:val="18"/>
+              </w:rPr>
+              <w:t>94 passed / 1 skipped</w:t>
+            </w:r>
+            <w:r>
+              <w:rPr>
+                <w:rFonts w:ascii="Yu Gothic" w:hAnsi="Yu Gothic" w:eastAsia="Yu Gothic"/>
+                <w:sz w:val="18"/>
+              </w:rPr>
+              <w:t>（2 分 23 秒、2026-08-03 実測）</w:t>
+            </w:r>
+          </w:p>
+        </w:tc>
+        <w:tc>
+          <w:tcPr>
+            <w:tcW w:type="dxa" w:w="3307"/>
+          </w:tcPr>
+          <w:p>
+            <w:r>
+              <w:rPr>
+                <w:sz w:val="18"/>
+              </w:rPr>
             </w:r>
             <w:r>
               <w:rPr>
                 <w:rFonts w:ascii="Consolas" w:hAnsi="Consolas" w:eastAsia="Consolas"/>
                 <w:sz w:val="18"/>
               </w:rPr>
-              <w:t>make verify-ui</w:t>
-            </w:r>
-            <w:r>
-              <w:rPr>
-                <w:rFonts w:ascii="Yu Gothic" w:hAnsi="Yu Gothic" w:eastAsia="Yu Gothic"/>
-                <w:sz w:val="18"/>
-              </w:rPr>
-              <w:t>）</w:t>
-            </w:r>
-          </w:p>
-        </w:tc>
-        <w:tc>
-          <w:tcPr>
-            <w:tcW w:type="dxa" w:w="3307"/>
-          </w:tcPr>
-          <w:p>
-            <w:r>
-              <w:rPr>
-                <w:sz w:val="18"/>
-              </w:rPr>
-            </w:r>
-            <w:r>
-              <w:rPr>
-                <w:rFonts w:ascii="Yu Gothic" w:hAnsi="Yu Gothic" w:eastAsia="Yu Gothic"/>
-                <w:b/>
-                <w:sz w:val="18"/>
-              </w:rPr>
-              <w:t>未実行</w:t>
-            </w:r>
-            <w:r>
-              <w:rPr>
-                <w:rFonts w:ascii="Yu Gothic" w:hAnsi="Yu Gothic" w:eastAsia="Yu Gothic"/>
-                <w:sz w:val="18"/>
-              </w:rPr>
-              <w:t>（本改訂ではタスク制約によりフル実行を回避）</w:t>
-            </w:r>
-          </w:p>
-        </w:tc>
-        <w:tc>
-          <w:tcPr>
-            <w:tcW w:type="dxa" w:w="3307"/>
-          </w:tcPr>
-          <w:p>
-            <w:r>
-              <w:rPr>
-                <w:sz w:val="18"/>
-              </w:rPr>
-            </w:r>
-            <w:r>
-              <w:rPr>
-                <w:rFonts w:ascii="Yu Gothic" w:hAnsi="Yu Gothic" w:eastAsia="Yu Gothic"/>
-                <w:sz w:val="18"/>
-              </w:rPr>
-              <w:t xml:space="preserve">参考値: 旧 </w:t>
-            </w:r>
-            <w:r>
-              <w:rPr>
-                <w:rFonts w:ascii="Consolas" w:hAnsi="Consolas" w:eastAsia="Consolas"/>
-                <w:sz w:val="18"/>
-              </w:rPr>
-              <w:t>WS2D-ST-001</w:t>
-            </w:r>
-            <w:r>
-              <w:rPr>
-                <w:rFonts w:ascii="Yu Gothic" w:hAnsi="Yu Gothic" w:eastAsia="Yu Gothic"/>
-                <w:sz w:val="18"/>
-              </w:rPr>
-              <w:t>（2026-07-16）「200 passed / 0 skipped」。</w:t>
-            </w:r>
-            <w:r>
-              <w:rPr>
-                <w:rFonts w:ascii="Yu Gothic" w:hAnsi="Yu Gothic" w:eastAsia="Yu Gothic"/>
-                <w:b/>
-                <w:sz w:val="18"/>
-              </w:rPr>
-              <w:t>ただし当時は E2E ファイルが 32 本構成であり、現在の 20 本構成とは異なる。旧値は現構成を反映しない参考値</w:t>
-            </w:r>
-            <w:r>
-              <w:rPr>
-                <w:rFonts w:ascii="Yu Gothic" w:hAnsi="Yu Gothic" w:eastAsia="Yu Gothic"/>
-                <w:sz w:val="18"/>
-              </w:rPr>
-              <w:t>として扱うこと</w:t>
+              <w:t>env -u WEBSPEC2DOC_E2E_URL venv/bin/python -m pytest tests/e2e/ -q</w:t>
+            </w:r>
+            <w:r>
+              <w:rPr>
+                <w:rFonts w:ascii="Yu Gothic" w:hAnsi="Yu Gothic" w:eastAsia="Yu Gothic"/>
+                <w:sz w:val="18"/>
+              </w:rPr>
+              <w:t>。旧値「200 passed」（2026-07-16、E2E 32 ファイル構成）とは母数が異なるため比較できない</w:t>
             </w:r>
           </w:p>
         </w:tc>
@@ -13720,28 +13739,21 @@
       <w:r>
         <w:rPr>
           <w:rFonts w:ascii="Yu Gothic" w:hAnsi="Yu Gothic" w:eastAsia="Yu Gothic"/>
-          <w:b/>
         </w:rPr>
-        <w:t>最重要リスク</w:t>
-      </w:r>
-      <w:r>
-        <w:rPr>
-          <w:rFonts w:ascii="Yu Gothic" w:hAnsi="Yu Gothic" w:eastAsia="Yu Gothic"/>
-        </w:rPr>
-        <w:t xml:space="preserve">: critical 機能 11 件のうち </w:t>
+        <w:t xml:space="preserve">上表は </w:t>
       </w:r>
       <w:r>
         <w:rPr>
           <w:rFonts w:ascii="Yu Gothic" w:hAnsi="Yu Gothic" w:eastAsia="Yu Gothic"/>
           <w:b/>
         </w:rPr>
-        <w:t>9 件（約 82%）が L3 で検証されていない</w:t>
+        <w:t>2026-08-02 時点</w:t>
       </w:r>
       <w:r>
         <w:rPr>
           <w:rFonts w:ascii="Yu Gothic" w:hAnsi="Yu Gothic" w:eastAsia="Yu Gothic"/>
         </w:rPr>
-        <w:t xml:space="preserve">。特に </w:t>
+        <w:t xml:space="preserve">の棚卸し結果である。critical 機能 11 件のうち 9 件（約 82%）が L3 で検証されておらず、特に </w:t>
       </w:r>
       <w:r>
         <w:rPr>
@@ -13767,7 +13779,7 @@
         <w:rPr>
           <w:rFonts w:ascii="Yu Gothic" w:hAnsi="Yu Gothic" w:eastAsia="Yu Gothic"/>
         </w:rPr>
-        <w:t>（テナント所属管理）・</w:t>
+        <w:t xml:space="preserve"> （テナント所属管理）・</w:t>
       </w:r>
       <w:r>
         <w:rPr>
@@ -13780,7 +13792,7 @@
         <w:rPr>
           <w:rFonts w:ascii="Yu Gothic" w:hAnsi="Yu Gothic" w:eastAsia="Yu Gothic"/>
         </w:rPr>
-        <w:t xml:space="preserve"> （テナント分離）・</w:t>
+        <w:t>（テナント分離）・</w:t>
       </w:r>
       <w:r>
         <w:rPr>
@@ -13793,7 +13805,7 @@
         <w:rPr>
           <w:rFonts w:ascii="Yu Gothic" w:hAnsi="Yu Gothic" w:eastAsia="Yu Gothic"/>
         </w:rPr>
-        <w:t>（AutoRun 段階承認）・</w:t>
+        <w:t xml:space="preserve"> （AutoRun 段階承認）・</w:t>
       </w:r>
       <w:r>
         <w:rPr>
@@ -13806,7 +13818,7 @@
         <w:rPr>
           <w:rFonts w:ascii="Yu Gothic" w:hAnsi="Yu Gothic" w:eastAsia="Yu Gothic"/>
         </w:rPr>
-        <w:t>（AutoRun セキュリティカーネル）の 5 件は、E2E ファイル名・内容のいずれにも関連する検証が確認できなかった （</w:t>
+        <w:t>（AutoRun セキュリティカーネル）の 5 件は、 E2E ファイル名・内容のいずれにも関連する検証が確認できなかった（</w:t>
       </w:r>
       <w:r>
         <w:rPr>
@@ -13819,7 +13831,545 @@
         <w:rPr>
           <w:rFonts w:ascii="Yu Gothic" w:hAnsi="Yu Gothic" w:eastAsia="Yu Gothic"/>
         </w:rPr>
-        <w:t xml:space="preserve"> による実測、§5）。これは「認証・マルチテナント・AutoRun のガードレール」という、事故が起きた 際の影響が最も大きい領域が、実ブラウザでの最終確認を経ずに本番相当の判断（</w:t>
+        <w:t xml:space="preserve"> による実測、§5）。</w:t>
+      </w:r>
+    </w:p>
+    <w:p>
+      <w:r>
+        <w:rPr>
+          <w:rFonts w:ascii="Yu Gothic" w:hAnsi="Yu Gothic" w:eastAsia="Yu Gothic"/>
+        </w:rPr>
+        <w:t>「認証・マルチテナント・AutoRun のガードレール」という、事故が起きた際の影響が最も大きい領域が 実ブラウザでの最終確認を経ていないことは、そのまま報告されるべきリスクである。</w:t>
+      </w:r>
+    </w:p>
+    <w:p>
+      <w:pPr>
+        <w:pStyle w:val="Heading4"/>
+      </w:pPr>
+      <w:r>
+        <w:rPr>
+          <w:rFonts w:ascii="Yu Gothic" w:hAnsi="Yu Gothic" w:eastAsia="Yu Gothic"/>
+          <w:color w:val="1F3763"/>
+        </w:rPr>
+      </w:r>
+      <w:r>
+        <w:rPr>
+          <w:rFonts w:ascii="Yu Gothic" w:hAnsi="Yu Gothic" w:eastAsia="Yu Gothic"/>
+          <w:color w:val="1F3763"/>
+        </w:rPr>
+        <w:t>6.2.1 是正（2026-08-03）</w:t>
+      </w:r>
+    </w:p>
+    <w:p>
+      <w:r>
+        <w:rPr>
+          <w:rFonts w:ascii="Yu Gothic" w:hAnsi="Yu Gothic" w:eastAsia="Yu Gothic"/>
+        </w:rPr>
+        <w:t>上記リスクに対し、E2E を 2 ファイル追加した。</w:t>
+      </w:r>
+    </w:p>
+    <w:p>
+      <w:pPr>
+        <w:jc w:val="center"/>
+      </w:pPr>
+      <w:r>
+        <w:rPr>
+          <w:rFonts w:ascii="Yu Gothic" w:hAnsi="Yu Gothic" w:eastAsia="Yu Gothic"/>
+          <w:b/>
+          <w:color w:val="444444"/>
+          <w:sz w:val="18"/>
+        </w:rPr>
+        <w:t>表 6-3　是正（2026-08-03）</w:t>
+      </w:r>
+    </w:p>
+    <w:tbl>
+      <w:tblPr>
+        <w:tblStyle w:val="TableGrid"/>
+        <w:tblW w:type="auto" w:w="0"/>
+        <w:tblLayout w:type="fixed"/>
+        <w:tblLook w:firstColumn="1" w:firstRow="1" w:lastColumn="0" w:lastRow="0" w:noHBand="0" w:noVBand="1" w:val="04A0"/>
+      </w:tblPr>
+      <w:tblGrid>
+        <w:gridCol w:w="3307"/>
+        <w:gridCol w:w="3307"/>
+        <w:gridCol w:w="3307"/>
+      </w:tblGrid>
+      <w:tr>
+        <w:tc>
+          <w:tcPr>
+            <w:tcW w:type="dxa" w:w="3307"/>
+            <w:shd w:fill="D9E2F3"/>
+          </w:tcPr>
+          <w:p>
+            <w:r>
+              <w:rPr>
+                <w:b/>
+                <w:sz w:val="18"/>
+              </w:rPr>
+            </w:r>
+            <w:r>
+              <w:rPr>
+                <w:rFonts w:ascii="Yu Gothic" w:hAnsi="Yu Gothic" w:eastAsia="Yu Gothic"/>
+                <w:b/>
+                <w:sz w:val="18"/>
+              </w:rPr>
+              <w:t>機能ID</w:t>
+            </w:r>
+          </w:p>
+        </w:tc>
+        <w:tc>
+          <w:tcPr>
+            <w:tcW w:type="dxa" w:w="3307"/>
+            <w:shd w:fill="D9E2F3"/>
+          </w:tcPr>
+          <w:p>
+            <w:r>
+              <w:rPr>
+                <w:b/>
+                <w:sz w:val="18"/>
+              </w:rPr>
+            </w:r>
+            <w:r>
+              <w:rPr>
+                <w:rFonts w:ascii="Yu Gothic" w:hAnsi="Yu Gothic" w:eastAsia="Yu Gothic"/>
+                <w:b/>
+                <w:sz w:val="18"/>
+              </w:rPr>
+              <w:t>追加したテスト</w:t>
+            </w:r>
+          </w:p>
+        </w:tc>
+        <w:tc>
+          <w:tcPr>
+            <w:tcW w:type="dxa" w:w="3307"/>
+            <w:shd w:fill="D9E2F3"/>
+          </w:tcPr>
+          <w:p>
+            <w:r>
+              <w:rPr>
+                <w:b/>
+                <w:sz w:val="18"/>
+              </w:rPr>
+            </w:r>
+            <w:r>
+              <w:rPr>
+                <w:rFonts w:ascii="Yu Gothic" w:hAnsi="Yu Gothic" w:eastAsia="Yu Gothic"/>
+                <w:b/>
+                <w:sz w:val="18"/>
+              </w:rPr>
+              <w:t>検証内容</w:t>
+            </w:r>
+          </w:p>
+        </w:tc>
+      </w:tr>
+      <w:tr>
+        <w:tc>
+          <w:tcPr>
+            <w:tcW w:type="dxa" w:w="3307"/>
+          </w:tcPr>
+          <w:p>
+            <w:r>
+              <w:rPr>
+                <w:sz w:val="18"/>
+              </w:rPr>
+            </w:r>
+            <w:r>
+              <w:rPr>
+                <w:rFonts w:ascii="Consolas" w:hAnsi="Consolas" w:eastAsia="Consolas"/>
+                <w:sz w:val="18"/>
+              </w:rPr>
+              <w:t>account_auth</w:t>
+            </w:r>
+          </w:p>
+        </w:tc>
+        <w:tc>
+          <w:tcPr>
+            <w:tcW w:type="dxa" w:w="3307"/>
+          </w:tcPr>
+          <w:p>
+            <w:r>
+              <w:rPr>
+                <w:sz w:val="18"/>
+              </w:rPr>
+            </w:r>
+            <w:r>
+              <w:rPr>
+                <w:rFonts w:ascii="Consolas" w:hAnsi="Consolas" w:eastAsia="Consolas"/>
+                <w:sz w:val="18"/>
+              </w:rPr>
+              <w:t>test_login_lifecycle_guards_protected_pages</w:t>
+            </w:r>
+          </w:p>
+        </w:tc>
+        <w:tc>
+          <w:tcPr>
+            <w:tcW w:type="dxa" w:w="3307"/>
+          </w:tcPr>
+          <w:p>
+            <w:r>
+              <w:rPr>
+                <w:sz w:val="18"/>
+              </w:rPr>
+            </w:r>
+            <w:r>
+              <w:rPr>
+                <w:rFonts w:ascii="Yu Gothic" w:hAnsi="Yu Gothic" w:eastAsia="Yu Gothic"/>
+                <w:sz w:val="18"/>
+              </w:rPr>
+              <w:t>未ログインで保護ページ→ログイン画面へリダイレクト、ログイン後の正規遷移、ログアウトで再ガード</w:t>
+            </w:r>
+          </w:p>
+        </w:tc>
+      </w:tr>
+      <w:tr>
+        <w:tc>
+          <w:tcPr>
+            <w:tcW w:type="dxa" w:w="3307"/>
+          </w:tcPr>
+          <w:p>
+            <w:r>
+              <w:rPr>
+                <w:sz w:val="18"/>
+              </w:rPr>
+            </w:r>
+            <w:r>
+              <w:rPr>
+                <w:rFonts w:ascii="Consolas" w:hAnsi="Consolas" w:eastAsia="Consolas"/>
+                <w:sz w:val="18"/>
+              </w:rPr>
+              <w:t>tenant_membership</w:t>
+            </w:r>
+          </w:p>
+        </w:tc>
+        <w:tc>
+          <w:tcPr>
+            <w:tcW w:type="dxa" w:w="3307"/>
+          </w:tcPr>
+          <w:p>
+            <w:r>
+              <w:rPr>
+                <w:sz w:val="18"/>
+              </w:rPr>
+            </w:r>
+            <w:r>
+              <w:rPr>
+                <w:rFonts w:ascii="Consolas" w:hAnsi="Consolas" w:eastAsia="Consolas"/>
+                <w:sz w:val="18"/>
+              </w:rPr>
+              <w:t>test_admin_console_lists_members_and_restricts_by_role</w:t>
+            </w:r>
+          </w:p>
+        </w:tc>
+        <w:tc>
+          <w:tcPr>
+            <w:tcW w:type="dxa" w:w="3307"/>
+          </w:tcPr>
+          <w:p>
+            <w:r>
+              <w:rPr>
+                <w:sz w:val="18"/>
+              </w:rPr>
+            </w:r>
+            <w:r>
+              <w:rPr>
+                <w:rFonts w:ascii="Yu Gothic" w:hAnsi="Yu Gothic" w:eastAsia="Yu Gothic"/>
+                <w:sz w:val="18"/>
+              </w:rPr>
+              <w:t>管理コンソールのメンバー表示と、役割による操作の出し分け</w:t>
+            </w:r>
+          </w:p>
+        </w:tc>
+      </w:tr>
+      <w:tr>
+        <w:tc>
+          <w:tcPr>
+            <w:tcW w:type="dxa" w:w="3307"/>
+          </w:tcPr>
+          <w:p>
+            <w:r>
+              <w:rPr>
+                <w:sz w:val="18"/>
+              </w:rPr>
+            </w:r>
+            <w:r>
+              <w:rPr>
+                <w:rFonts w:ascii="Consolas" w:hAnsi="Consolas" w:eastAsia="Consolas"/>
+                <w:sz w:val="18"/>
+              </w:rPr>
+              <w:t>tenant_isolation</w:t>
+            </w:r>
+          </w:p>
+        </w:tc>
+        <w:tc>
+          <w:tcPr>
+            <w:tcW w:type="dxa" w:w="3307"/>
+          </w:tcPr>
+          <w:p>
+            <w:r>
+              <w:rPr>
+                <w:sz w:val="18"/>
+              </w:rPr>
+            </w:r>
+            <w:r>
+              <w:rPr>
+                <w:rFonts w:ascii="Consolas" w:hAnsi="Consolas" w:eastAsia="Consolas"/>
+                <w:sz w:val="18"/>
+              </w:rPr>
+              <w:t>test_sample_report_is_not_visible_from_other_tenant</w:t>
+            </w:r>
+          </w:p>
+        </w:tc>
+        <w:tc>
+          <w:tcPr>
+            <w:tcW w:type="dxa" w:w="3307"/>
+          </w:tcPr>
+          <w:p>
+            <w:r>
+              <w:rPr>
+                <w:sz w:val="18"/>
+              </w:rPr>
+            </w:r>
+            <w:r>
+              <w:rPr>
+                <w:rFonts w:ascii="Consolas" w:hAnsi="Consolas" w:eastAsia="Consolas"/>
+                <w:sz w:val="18"/>
+              </w:rPr>
+              <w:t>scoped_output_dir</w:t>
+            </w:r>
+            <w:r>
+              <w:rPr>
+                <w:rFonts w:ascii="Yu Gothic" w:hAnsi="Yu Gothic" w:eastAsia="Yu Gothic"/>
+                <w:sz w:val="18"/>
+              </w:rPr>
+              <w:t xml:space="preserve"> により他テナントのレポートが見えないこと</w:t>
+            </w:r>
+          </w:p>
+        </w:tc>
+      </w:tr>
+      <w:tr>
+        <w:tc>
+          <w:tcPr>
+            <w:tcW w:type="dxa" w:w="3307"/>
+          </w:tcPr>
+          <w:p>
+            <w:r>
+              <w:rPr>
+                <w:sz w:val="18"/>
+              </w:rPr>
+            </w:r>
+            <w:r>
+              <w:rPr>
+                <w:rFonts w:ascii="Consolas" w:hAnsi="Consolas" w:eastAsia="Consolas"/>
+                <w:sz w:val="18"/>
+              </w:rPr>
+              <w:t>autorun_stage_approval</w:t>
+            </w:r>
+          </w:p>
+        </w:tc>
+        <w:tc>
+          <w:tcPr>
+            <w:tcW w:type="dxa" w:w="3307"/>
+          </w:tcPr>
+          <w:p>
+            <w:r>
+              <w:rPr>
+                <w:sz w:val="18"/>
+              </w:rPr>
+            </w:r>
+            <w:r>
+              <w:rPr>
+                <w:rFonts w:ascii="Consolas" w:hAnsi="Consolas" w:eastAsia="Consolas"/>
+                <w:sz w:val="18"/>
+              </w:rPr>
+              <w:t>test_proceed_is_rejected_before_approval</w:t>
+            </w:r>
+            <w:r>
+              <w:rPr>
+                <w:rFonts w:ascii="Yu Gothic" w:hAnsi="Yu Gothic" w:eastAsia="Yu Gothic"/>
+                <w:sz w:val="18"/>
+              </w:rPr>
+              <w:t xml:space="preserve"> / </w:t>
+            </w:r>
+            <w:r>
+              <w:rPr>
+                <w:rFonts w:ascii="Consolas" w:hAnsi="Consolas" w:eastAsia="Consolas"/>
+                <w:sz w:val="18"/>
+              </w:rPr>
+              <w:t>test_confirming_decisions_opens_the_gate</w:t>
+            </w:r>
+          </w:p>
+        </w:tc>
+        <w:tc>
+          <w:tcPr>
+            <w:tcW w:type="dxa" w:w="3307"/>
+          </w:tcPr>
+          <w:p>
+            <w:r>
+              <w:rPr>
+                <w:sz w:val="18"/>
+              </w:rPr>
+            </w:r>
+            <w:r>
+              <w:rPr>
+                <w:rFonts w:ascii="Yu Gothic" w:hAnsi="Yu Gothic" w:eastAsia="Yu Gothic"/>
+                <w:sz w:val="18"/>
+              </w:rPr>
+              <w:t xml:space="preserve">承認前の </w:t>
+            </w:r>
+            <w:r>
+              <w:rPr>
+                <w:rFonts w:ascii="Consolas" w:hAnsi="Consolas" w:eastAsia="Consolas"/>
+                <w:sz w:val="18"/>
+              </w:rPr>
+              <w:t>/api/autorun/stages/proceed</w:t>
+            </w:r>
+            <w:r>
+              <w:rPr>
+                <w:rFonts w:ascii="Yu Gothic" w:hAnsi="Yu Gothic" w:eastAsia="Yu Gothic"/>
+                <w:sz w:val="18"/>
+              </w:rPr>
+              <w:t xml:space="preserve"> が 409 で拒否され、決定確定後に解除されること</w:t>
+            </w:r>
+          </w:p>
+        </w:tc>
+      </w:tr>
+      <w:tr>
+        <w:tc>
+          <w:tcPr>
+            <w:tcW w:type="dxa" w:w="3307"/>
+          </w:tcPr>
+          <w:p>
+            <w:r>
+              <w:rPr>
+                <w:sz w:val="18"/>
+              </w:rPr>
+            </w:r>
+            <w:r>
+              <w:rPr>
+                <w:rFonts w:ascii="Consolas" w:hAnsi="Consolas" w:eastAsia="Consolas"/>
+                <w:sz w:val="18"/>
+              </w:rPr>
+              <w:t>autorun_security_kernel</w:t>
+            </w:r>
+          </w:p>
+        </w:tc>
+        <w:tc>
+          <w:tcPr>
+            <w:tcW w:type="dxa" w:w="3307"/>
+          </w:tcPr>
+          <w:p>
+            <w:r>
+              <w:rPr>
+                <w:sz w:val="18"/>
+              </w:rPr>
+            </w:r>
+            <w:r>
+              <w:rPr>
+                <w:rFonts w:ascii="Consolas" w:hAnsi="Consolas" w:eastAsia="Consolas"/>
+                <w:sz w:val="18"/>
+              </w:rPr>
+              <w:t>test_disallowed_target_is_denied_during_execution</w:t>
+            </w:r>
+          </w:p>
+        </w:tc>
+        <w:tc>
+          <w:tcPr>
+            <w:tcW w:type="dxa" w:w="3307"/>
+          </w:tcPr>
+          <w:p>
+            <w:r>
+              <w:rPr>
+                <w:sz w:val="18"/>
+              </w:rPr>
+            </w:r>
+            <w:r>
+              <w:rPr>
+                <w:rFonts w:ascii="Yu Gothic" w:hAnsi="Yu Gothic" w:eastAsia="Yu Gothic"/>
+                <w:b/>
+                <w:sz w:val="18"/>
+              </w:rPr>
+              <w:t>skip</w:t>
+            </w:r>
+            <w:r>
+              <w:rPr>
+                <w:rFonts w:ascii="Yu Gothic" w:hAnsi="Yu Gothic" w:eastAsia="Yu Gothic"/>
+                <w:sz w:val="18"/>
+              </w:rPr>
+              <w:t>（理由は下記）</w:t>
+            </w:r>
+          </w:p>
+        </w:tc>
+      </w:tr>
+    </w:tbl>
+    <w:p/>
+    <w:p>
+      <w:r>
+        <w:rPr>
+          <w:rFonts w:ascii="Yu Gothic" w:hAnsi="Yu Gothic" w:eastAsia="Yu Gothic"/>
+        </w:rPr>
+        <w:t>実装上の工夫: 共有 E2E サーバーは「ユーザー 0 人・認証オフ」前提で他の全 E2E が動くため、 認証系テストは</w:t>
+      </w:r>
+      <w:r>
+        <w:rPr>
+          <w:rFonts w:ascii="Yu Gothic" w:hAnsi="Yu Gothic" w:eastAsia="Yu Gothic"/>
+          <w:b/>
+        </w:rPr>
+        <w:t>専用ポート・専用 DB の Flask サブプロセスを自前起動して隔離</w:t>
+      </w:r>
+      <w:r>
+        <w:rPr>
+          <w:rFonts w:ascii="Yu Gothic" w:hAnsi="Yu Gothic" w:eastAsia="Yu Gothic"/>
+        </w:rPr>
+        <w:t>している （既存 E2E への影響ゼロ）。</w:t>
+      </w:r>
+    </w:p>
+    <w:p>
+      <w:r>
+        <w:rPr>
+          <w:rFonts w:ascii="Consolas" w:hAnsi="Consolas" w:eastAsia="Consolas"/>
+          <w:sz w:val="18"/>
+        </w:rPr>
+        <w:t>autorun_security_kernel</w:t>
+      </w:r>
+      <w:r>
+        <w:rPr>
+          <w:rFonts w:ascii="Yu Gothic" w:hAnsi="Yu Gothic" w:eastAsia="Yu Gothic"/>
+        </w:rPr>
+        <w:t xml:space="preserve"> を skip した理由: 送信ゲートウェイ（K1）はテスト「生成 → 実行」段階 でのみ有効で、discover/crawl 時点は別の緩い検査（</w:t>
+      </w:r>
+      <w:r>
+        <w:rPr>
+          <w:rFonts w:ascii="Consolas" w:hAnsi="Consolas" w:eastAsia="Consolas"/>
+          <w:sz w:val="18"/>
+        </w:rPr>
+        <w:t>src/crawler/url_safety.py</w:t>
+      </w:r>
+      <w:r>
+        <w:rPr>
+          <w:rFonts w:ascii="Yu Gothic" w:hAnsi="Yu Gothic" w:eastAsia="Yu Gothic"/>
+        </w:rPr>
+        <w:t>）しか通らない。 private IP を狙うと K1 ではなく url_safety を検証したことになり、</w:t>
+      </w:r>
+      <w:r>
+        <w:rPr>
+          <w:rFonts w:ascii="Yu Gothic" w:hAnsi="Yu Gothic" w:eastAsia="Yu Gothic"/>
+          <w:b/>
+        </w:rPr>
+        <w:t>対象がすり替わる</w:t>
+      </w:r>
+      <w:r>
+        <w:rPr>
+          <w:rFonts w:ascii="Yu Gothic" w:hAnsi="Yu Gothic" w:eastAsia="Yu Gothic"/>
+        </w:rPr>
+        <w:t>。 正しく検証するには専用クロール対象とフル実行パイプラインの構築が必要で、今回のスコープで 安全に組めないと判断した。名前だけ合ったテストを書いて「検証済み」とする方が有害である。</w:t>
+      </w:r>
+    </w:p>
+    <w:p>
+      <w:r>
+        <w:rPr>
+          <w:rFonts w:ascii="Yu Gothic" w:hAnsi="Yu Gothic" w:eastAsia="Yu Gothic"/>
+        </w:rPr>
+        <w:t>残る L3 未検証は、</w:t>
       </w:r>
       <w:r>
         <w:rPr>
@@ -13832,7 +14382,7 @@
         <w:rPr>
           <w:rFonts w:ascii="Yu Gothic" w:hAnsi="Yu Gothic" w:eastAsia="Yu Gothic"/>
         </w:rPr>
-        <w:t xml:space="preserve"> 等の 出口基準判定）に使われている可能性を意味する。L1/L2 で個別ロジックが検証されていたとしても、 「ブラウザ上で実際にログインを試み、テナントを切り替え、権限外操作が拒否されることを目視相当で確認する」 というレイヤーの試験が存在しないことは、そのまま報告されるべきリスクである。</w:t>
+        <w:t xml:space="preserve"> の「残る要対応事項」に引き継ぐ。</w:t>
       </w:r>
     </w:p>
     <w:p>
